--- a/docs/a traduire/6/Chapitre_VI_bis_Amerique_Sud_Bresil_FR.docx
+++ b/docs/a traduire/6/Chapitre_VI_bis_Amerique_Sud_Bresil_FR.docx
@@ -956,7 +956,7 @@
           <w:color w:val="202020"/>
           <w:sz w:val="22"/>
         </w:rPr>
-        <w:t>Fracture Nord-Sud. L'ecart de compute entre les Etats-Unis et l'Amerique du Sud est bien plus prononce que l'ecart US-Europe. Si le ratio brut US/UE(13) est de 17,6:1 sur le compute installe operationnel et le ratio CACI(US)/CACI(UE) de 3,46:1 (chapitre III, baseline avril 2026), un ratio equivalent CACI(US)/CACI(Bresil) serait de l'ordre de 30-50:1 en CACI Power Mode et bien superieur a 100:1 en compute brut, refletant la combinaison d'un deficit de capacite de calcul installee, d'un capital humain IA plus limite, et d'un cout du capital plus eleve (Selic bresilien a 14,25 pour cent fin 2025). Ce fosse est tel que le rattrapage est quasi impossible a l'horizon 2030 sans aide exterieure massive.</w:t>
+        <w:t>Fracture Nord-Sud. L'ecart de compute entre les Etats-Unis et l'Amerique du Sud est bien plus prononce que l'ecart US-Europe. Si le ratio brut US/UE(13) est de 17,6:1 sur le compute installe operationnel et le ratio CACI(US)/CACI(UE) de 3,64:1 (chapitre III, baseline avril 2026), un ratio equivalent CACI(US)/CACI(Bresil) serait de l'ordre de 30-50:1 en CACI Power Mode et bien superieur a 100:1 en compute brut, refletant la combinaison d'un deficit de capacite de calcul installee, d'un capital humain IA plus limite, et d'un cout du capital plus eleve (Selic bresilien a 14,25 pour cent fin 2025). Ce fosse est tel que le rattrapage est quasi impossible a l'horizon 2030 sans aide exterieure massive.</w:t>
       </w:r>
     </w:p>
     <w:p>
@@ -1628,7 +1628,7 @@
           <w:color w:val="555555"/>
           <w:sz w:val="18"/>
         </w:rPr>
-        <w:t>Source : construction de l'auteur, calibration sur baseline avril 2026 (US/UE(13) brut 17,6:1, CACI Power Mode 3,46:1).</w:t>
+        <w:t>Source : construction de l'auteur, calibration sur baseline avril 2026 (US/UE(13) brut 17,6:1, CACI Power Mode 3,64:1).</w:t>
       </w:r>
     </w:p>
     <w:tbl>

--- a/docs/a traduire/6/Chapitre_VI_bis_Amerique_Sud_Bresil_FR.docx
+++ b/docs/a traduire/6/Chapitre_VI_bis_Amerique_Sud_Bresil_FR.docx
@@ -956,7 +956,7 @@
           <w:color w:val="202020"/>
           <w:sz w:val="22"/>
         </w:rPr>
-        <w:t>Fracture Nord-Sud. L'ecart de compute entre les Etats-Unis et l'Amerique du Sud est bien plus prononce que l'ecart US-Europe. Si le ratio brut US/UE(13) est de 17,6:1 sur le compute installe operationnel et le ratio CACI(US)/CACI(UE) de 3,64:1 (chapitre III, baseline avril 2026), un ratio equivalent CACI(US)/CACI(Bresil) serait de l'ordre de 30-50:1 en CACI Power Mode et bien superieur a 100:1 en compute brut, refletant la combinaison d'un deficit de capacite de calcul installee, d'un capital humain IA plus limite, et d'un cout du capital plus eleve (Selic bresilien a 14,25 pour cent fin 2025). Ce fosse est tel que le rattrapage est quasi impossible a l'horizon 2030 sans aide exterieure massive.</w:t>
+        <w:t>Fracture Nord-Sud. L'ecart de compute entre les Etats-Unis et l'Amerique du Sud est bien plus prononce que l'ecart US-Europe. Si le ratio brut US/UE(13) est de 17,6:1 sur le compute installe operationnel et le ratio CACI(US)/CACI(UE) de 3,47:1 (chapitre III, baseline avril 2026), un ratio equivalent CACI(US)/CACI(Bresil) serait de l'ordre de 30-50:1 en CACI Power Mode et bien superieur a 100:1 en compute brut, refletant la combinaison d'un deficit de capacite de calcul installee, d'un capital humain IA plus limite, et d'un cout du capital plus eleve (Selic bresilien a 14,25 pour cent fin 2025). Ce fosse est tel que le rattrapage est quasi impossible a l'horizon 2030 sans aide exterieure massive.</w:t>
       </w:r>
     </w:p>
     <w:p>
@@ -1628,7 +1628,7 @@
           <w:color w:val="555555"/>
           <w:sz w:val="18"/>
         </w:rPr>
-        <w:t>Source : construction de l'auteur, calibration sur baseline avril 2026 (US/UE(13) brut 17,6:1, CACI Power Mode 3,64:1).</w:t>
+        <w:t>Source : construction de l'auteur, calibration sur baseline avril 2026 (US/UE(13) brut 17,6:1, CACI Power Mode 3,47:1).</w:t>
       </w:r>
     </w:p>
     <w:tbl>

--- a/docs/a traduire/6/Chapitre_VI_bis_Amerique_Sud_Bresil_FR.docx
+++ b/docs/a traduire/6/Chapitre_VI_bis_Amerique_Sud_Bresil_FR.docx
@@ -99,7 +99,7 @@
                 <w:color w:val="1A2744"/>
                 <w:sz w:val="22"/>
               </w:rPr>
-              <w:t>76,9 pct du compute IA operationnel mondial = USA</w:t>
+              <w:t>78,9 pct du compute IA operationnel mondial = USA</w:t>
             </w:r>
           </w:p>
         </w:tc>
@@ -141,7 +141,7 @@
                 <w:color w:val="1A2744"/>
                 <w:sz w:val="22"/>
               </w:rPr>
-              <w:t>3,46:1 ratio CACI US/EU (Power Mode)</w:t>
+              <w:t>3,47:1 ratio CACI US/EU (Power Mode)</w:t>
             </w:r>
           </w:p>
         </w:tc>
